--- a/Describe how cryptographic methods can be applied to secure e-commerce.docx
+++ b/Describe how cryptographic methods can be applied to secure e-commerce.docx
@@ -5,51 +5,585 @@
     <w:p>
       <w:pPr>
         <w:rPr>
-          <w:b/>
-          <w:bCs/>
           <w:sz w:val="24"/>
           <w:szCs w:val="24"/>
         </w:rPr>
       </w:pPr>
-      <w:proofErr w:type="gramStart"/>
-      <w:r>
-        <w:rPr>
-          <w:b/>
-          <w:bCs/>
-          <w:sz w:val="24"/>
-          <w:szCs w:val="24"/>
-        </w:rPr>
-        <w:t>Notes..</w:t>
-      </w:r>
-      <w:proofErr w:type="gramEnd"/>
+      <w:r>
+        <w:rPr>
+          <w:sz w:val="24"/>
+          <w:szCs w:val="24"/>
+        </w:rPr>
+        <w:t>According to data c</w:t>
+      </w:r>
+      <w:r>
+        <w:rPr>
+          <w:sz w:val="24"/>
+          <w:szCs w:val="24"/>
+        </w:rPr>
+        <w:t>ollected by Capital One Shopping,</w:t>
+      </w:r>
+      <w:r>
+        <w:rPr>
+          <w:sz w:val="24"/>
+          <w:szCs w:val="24"/>
+        </w:rPr>
+        <w:t xml:space="preserve"> </w:t>
+      </w:r>
+      <w:r>
+        <w:rPr>
+          <w:sz w:val="24"/>
+          <w:szCs w:val="24"/>
+        </w:rPr>
+        <w:t xml:space="preserve">in 2024 </w:t>
+      </w:r>
+      <w:r>
+        <w:rPr>
+          <w:sz w:val="24"/>
+          <w:szCs w:val="24"/>
+        </w:rPr>
+        <w:t xml:space="preserve">there were </w:t>
+      </w:r>
+      <w:r>
+        <w:rPr>
+          <w:sz w:val="24"/>
+          <w:szCs w:val="24"/>
+        </w:rPr>
+        <w:t>an estimated 791 billion global credit</w:t>
+      </w:r>
+      <w:r>
+        <w:rPr>
+          <w:sz w:val="24"/>
+          <w:szCs w:val="24"/>
+        </w:rPr>
+        <w:t xml:space="preserve"> card transactions</w:t>
+      </w:r>
+      <w:r>
+        <w:rPr>
+          <w:sz w:val="24"/>
+          <w:szCs w:val="24"/>
+        </w:rPr>
+        <w:t xml:space="preserve"> </w:t>
+      </w:r>
+      <w:r>
+        <w:rPr>
+          <w:sz w:val="24"/>
+          <w:szCs w:val="24"/>
+        </w:rPr>
+        <w:t>which results</w:t>
+      </w:r>
+      <w:r>
+        <w:rPr>
+          <w:sz w:val="24"/>
+          <w:szCs w:val="24"/>
+        </w:rPr>
+        <w:t xml:space="preserve"> 2.17 billion transaction per day</w:t>
+      </w:r>
+      <w:r>
+        <w:rPr>
+          <w:sz w:val="24"/>
+          <w:szCs w:val="24"/>
+        </w:rPr>
+        <w:t xml:space="preserve">. </w:t>
+      </w:r>
+      <w:r>
+        <w:rPr>
+          <w:sz w:val="24"/>
+          <w:szCs w:val="24"/>
+        </w:rPr>
+        <w:t>[1]</w:t>
+      </w:r>
     </w:p>
     <w:p>
       <w:pPr>
         <w:rPr>
-          <w:b/>
-          <w:bCs/>
           <w:sz w:val="24"/>
           <w:szCs w:val="24"/>
         </w:rPr>
       </w:pPr>
+      <w:r>
+        <w:rPr>
+          <w:sz w:val="24"/>
+          <w:szCs w:val="24"/>
+        </w:rPr>
+        <w:t xml:space="preserve">It means </w:t>
+      </w:r>
+      <w:r>
+        <w:rPr>
+          <w:sz w:val="24"/>
+          <w:szCs w:val="24"/>
+        </w:rPr>
+        <w:t>companies</w:t>
+      </w:r>
+      <w:r>
+        <w:rPr>
+          <w:sz w:val="24"/>
+          <w:szCs w:val="24"/>
+        </w:rPr>
+        <w:t xml:space="preserve">, banks </w:t>
+      </w:r>
+      <w:r>
+        <w:rPr>
+          <w:sz w:val="24"/>
+          <w:szCs w:val="24"/>
+        </w:rPr>
+        <w:t>must</w:t>
+      </w:r>
+      <w:r>
+        <w:rPr>
+          <w:sz w:val="24"/>
+          <w:szCs w:val="24"/>
+        </w:rPr>
+        <w:t xml:space="preserve"> </w:t>
+      </w:r>
+      <w:r>
+        <w:rPr>
+          <w:sz w:val="24"/>
+          <w:szCs w:val="24"/>
+        </w:rPr>
+        <w:t>store</w:t>
+      </w:r>
+      <w:r>
+        <w:rPr>
+          <w:sz w:val="24"/>
+          <w:szCs w:val="24"/>
+        </w:rPr>
+        <w:t xml:space="preserve"> </w:t>
+      </w:r>
+      <w:r>
+        <w:rPr>
+          <w:sz w:val="24"/>
+          <w:szCs w:val="24"/>
+        </w:rPr>
+        <w:t xml:space="preserve">and manage millions </w:t>
+      </w:r>
+      <w:r>
+        <w:rPr>
+          <w:sz w:val="24"/>
+          <w:szCs w:val="24"/>
+        </w:rPr>
+        <w:t>of customer</w:t>
+      </w:r>
+      <w:r>
+        <w:rPr>
+          <w:sz w:val="24"/>
+          <w:szCs w:val="24"/>
+        </w:rPr>
+        <w:t>’s</w:t>
+      </w:r>
+      <w:r>
+        <w:rPr>
+          <w:sz w:val="24"/>
+          <w:szCs w:val="24"/>
+        </w:rPr>
+        <w:t xml:space="preserve"> data.</w:t>
+      </w:r>
+      <w:r>
+        <w:rPr>
+          <w:sz w:val="24"/>
+          <w:szCs w:val="24"/>
+        </w:rPr>
+        <w:t xml:space="preserve"> </w:t>
+      </w:r>
+      <w:r>
+        <w:rPr>
+          <w:sz w:val="24"/>
+          <w:szCs w:val="24"/>
+        </w:rPr>
+        <w:t>Additionally,</w:t>
+      </w:r>
+      <w:r>
+        <w:rPr>
+          <w:sz w:val="24"/>
+          <w:szCs w:val="24"/>
+        </w:rPr>
+        <w:t xml:space="preserve"> companies </w:t>
+      </w:r>
+      <w:r>
+        <w:rPr>
+          <w:sz w:val="24"/>
+          <w:szCs w:val="24"/>
+        </w:rPr>
+        <w:t>must</w:t>
+      </w:r>
+      <w:r>
+        <w:rPr>
+          <w:sz w:val="24"/>
+          <w:szCs w:val="24"/>
+        </w:rPr>
+        <w:t xml:space="preserve"> communicate </w:t>
+      </w:r>
+      <w:r>
+        <w:rPr>
+          <w:sz w:val="24"/>
+          <w:szCs w:val="24"/>
+        </w:rPr>
+        <w:t>each other,</w:t>
+      </w:r>
+      <w:r>
+        <w:rPr>
+          <w:sz w:val="24"/>
+          <w:szCs w:val="24"/>
+        </w:rPr>
+        <w:t xml:space="preserve"> and they </w:t>
+      </w:r>
+      <w:r>
+        <w:rPr>
+          <w:sz w:val="24"/>
+          <w:szCs w:val="24"/>
+        </w:rPr>
+        <w:t>must</w:t>
+      </w:r>
+      <w:r>
+        <w:rPr>
+          <w:sz w:val="24"/>
+          <w:szCs w:val="24"/>
+        </w:rPr>
+        <w:t xml:space="preserve"> exchange </w:t>
+      </w:r>
+      <w:r>
+        <w:rPr>
+          <w:sz w:val="24"/>
+          <w:szCs w:val="24"/>
+        </w:rPr>
+        <w:t>sensitive information</w:t>
+      </w:r>
+      <w:r>
+        <w:rPr>
+          <w:sz w:val="24"/>
+          <w:szCs w:val="24"/>
+        </w:rPr>
+        <w:t xml:space="preserve">. </w:t>
+      </w:r>
+      <w:r>
+        <w:rPr>
+          <w:sz w:val="24"/>
+          <w:szCs w:val="24"/>
+        </w:rPr>
+        <w:br/>
+      </w:r>
+      <w:r>
+        <w:rPr>
+          <w:sz w:val="24"/>
+          <w:szCs w:val="24"/>
+        </w:rPr>
+        <w:t>The con</w:t>
+      </w:r>
+      <w:r>
+        <w:rPr>
+          <w:sz w:val="24"/>
+          <w:szCs w:val="24"/>
+        </w:rPr>
+        <w:t>fidentially, integrity, and availability</w:t>
+      </w:r>
+      <w:r>
+        <w:rPr>
+          <w:sz w:val="24"/>
+          <w:szCs w:val="24"/>
+        </w:rPr>
+        <w:t xml:space="preserve"> (CIA triad)</w:t>
+      </w:r>
+      <w:r>
+        <w:rPr>
+          <w:sz w:val="24"/>
+          <w:szCs w:val="24"/>
+        </w:rPr>
+        <w:t xml:space="preserve"> of information are </w:t>
+      </w:r>
+      <w:r>
+        <w:rPr>
+          <w:sz w:val="24"/>
+          <w:szCs w:val="24"/>
+        </w:rPr>
+        <w:t xml:space="preserve">essential </w:t>
+      </w:r>
+      <w:r>
+        <w:rPr>
+          <w:sz w:val="24"/>
+          <w:szCs w:val="24"/>
+        </w:rPr>
+        <w:t xml:space="preserve">to </w:t>
+      </w:r>
+      <w:r>
+        <w:rPr>
+          <w:sz w:val="24"/>
+          <w:szCs w:val="24"/>
+        </w:rPr>
+        <w:t>opera</w:t>
+      </w:r>
+      <w:r>
+        <w:rPr>
+          <w:sz w:val="24"/>
+          <w:szCs w:val="24"/>
+        </w:rPr>
+        <w:t>tion of all businesses.</w:t>
+      </w:r>
     </w:p>
     <w:p>
       <w:pPr>
         <w:rPr>
-          <w:b/>
-          <w:bCs/>
           <w:sz w:val="24"/>
           <w:szCs w:val="24"/>
         </w:rPr>
       </w:pPr>
       <w:r>
         <w:rPr>
-          <w:b/>
-          <w:bCs/>
-          <w:sz w:val="24"/>
-          <w:szCs w:val="24"/>
-        </w:rPr>
-        <w:t xml:space="preserve">Applications in E-Commerce (300 words): </w:t>
+          <w:sz w:val="24"/>
+          <w:szCs w:val="24"/>
+        </w:rPr>
+        <w:t>T</w:t>
+      </w:r>
+      <w:r>
+        <w:rPr>
+          <w:sz w:val="24"/>
+          <w:szCs w:val="24"/>
+        </w:rPr>
+        <w:t xml:space="preserve">he most important question is how to apply </w:t>
+      </w:r>
+      <w:r>
+        <w:rPr>
+          <w:sz w:val="24"/>
+          <w:szCs w:val="24"/>
+        </w:rPr>
+        <w:t>a cryptographic system</w:t>
+      </w:r>
+      <w:r>
+        <w:rPr>
+          <w:sz w:val="24"/>
+          <w:szCs w:val="24"/>
+        </w:rPr>
+        <w:t xml:space="preserve"> to secure all </w:t>
+      </w:r>
+      <w:r>
+        <w:rPr>
+          <w:sz w:val="24"/>
+          <w:szCs w:val="24"/>
+        </w:rPr>
+        <w:t xml:space="preserve">operations, transactions, and communication </w:t>
+      </w:r>
+      <w:r>
+        <w:rPr>
+          <w:sz w:val="24"/>
+          <w:szCs w:val="24"/>
+        </w:rPr>
+        <w:t>to keep sensitive data secured</w:t>
+      </w:r>
+      <w:r>
+        <w:rPr>
+          <w:sz w:val="24"/>
+          <w:szCs w:val="24"/>
+        </w:rPr>
+        <w:t>.</w:t>
+      </w:r>
+      <w:r>
+        <w:rPr>
+          <w:sz w:val="24"/>
+          <w:szCs w:val="24"/>
+        </w:rPr>
+        <w:br/>
+      </w:r>
+      <w:r>
+        <w:rPr>
+          <w:sz w:val="24"/>
+          <w:szCs w:val="24"/>
+        </w:rPr>
+        <w:t>The f</w:t>
+      </w:r>
+      <w:r>
+        <w:rPr>
+          <w:sz w:val="24"/>
+          <w:szCs w:val="24"/>
+        </w:rPr>
+        <w:t xml:space="preserve">irst thing we </w:t>
+      </w:r>
+      <w:r>
+        <w:rPr>
+          <w:sz w:val="24"/>
+          <w:szCs w:val="24"/>
+        </w:rPr>
+        <w:t>must</w:t>
+      </w:r>
+      <w:r>
+        <w:rPr>
+          <w:sz w:val="24"/>
+          <w:szCs w:val="24"/>
+        </w:rPr>
+        <w:t xml:space="preserve"> focus on is </w:t>
+      </w:r>
+      <w:r>
+        <w:rPr>
+          <w:sz w:val="24"/>
+          <w:szCs w:val="24"/>
+        </w:rPr>
+        <w:t>a communicatio</w:t>
+      </w:r>
+      <w:r>
+        <w:rPr>
+          <w:sz w:val="24"/>
+          <w:szCs w:val="24"/>
+        </w:rPr>
+        <w:t xml:space="preserve">n over the </w:t>
+      </w:r>
+      <w:r>
+        <w:rPr>
+          <w:sz w:val="24"/>
+          <w:szCs w:val="24"/>
+        </w:rPr>
+        <w:t>network</w:t>
+      </w:r>
+      <w:r>
+        <w:rPr>
+          <w:sz w:val="24"/>
+          <w:szCs w:val="24"/>
+        </w:rPr>
+        <w:t xml:space="preserve">. </w:t>
+      </w:r>
+      <w:r>
+        <w:rPr>
+          <w:sz w:val="24"/>
+          <w:szCs w:val="24"/>
+        </w:rPr>
+        <w:t xml:space="preserve">All websites and applications must have </w:t>
+      </w:r>
+      <w:r>
+        <w:rPr>
+          <w:sz w:val="24"/>
+          <w:szCs w:val="24"/>
+        </w:rPr>
+        <w:t xml:space="preserve">a </w:t>
+      </w:r>
+      <w:r>
+        <w:rPr>
+          <w:sz w:val="24"/>
+          <w:szCs w:val="24"/>
+        </w:rPr>
+        <w:t>Transport Layer S</w:t>
+      </w:r>
+      <w:r>
+        <w:rPr>
+          <w:sz w:val="24"/>
+          <w:szCs w:val="24"/>
+        </w:rPr>
+        <w:t>ecurity (</w:t>
+      </w:r>
+      <w:r>
+        <w:rPr>
+          <w:sz w:val="24"/>
+          <w:szCs w:val="24"/>
+        </w:rPr>
+        <w:t>TLS</w:t>
+      </w:r>
+      <w:r>
+        <w:rPr>
+          <w:sz w:val="24"/>
+          <w:szCs w:val="24"/>
+        </w:rPr>
+        <w:t>)</w:t>
+      </w:r>
+      <w:r>
+        <w:rPr>
+          <w:sz w:val="24"/>
+          <w:szCs w:val="24"/>
+        </w:rPr>
+        <w:t xml:space="preserve"> certificate </w:t>
+      </w:r>
+      <w:r>
+        <w:rPr>
+          <w:sz w:val="24"/>
+          <w:szCs w:val="24"/>
+        </w:rPr>
+        <w:t>-</w:t>
+      </w:r>
+      <w:r>
+        <w:rPr>
+          <w:sz w:val="24"/>
+          <w:szCs w:val="24"/>
+        </w:rPr>
+        <w:t xml:space="preserve"> </w:t>
+      </w:r>
+      <w:r>
+        <w:rPr>
+          <w:sz w:val="24"/>
+          <w:szCs w:val="24"/>
+        </w:rPr>
+        <w:t>commonly</w:t>
+      </w:r>
+      <w:r>
+        <w:rPr>
+          <w:sz w:val="24"/>
+          <w:szCs w:val="24"/>
+        </w:rPr>
+        <w:t xml:space="preserve"> known</w:t>
+      </w:r>
+      <w:r>
+        <w:rPr>
+          <w:sz w:val="24"/>
+          <w:szCs w:val="24"/>
+        </w:rPr>
+        <w:t xml:space="preserve"> as Secure Socket Layer </w:t>
+      </w:r>
+      <w:r>
+        <w:rPr>
+          <w:sz w:val="24"/>
+          <w:szCs w:val="24"/>
+        </w:rPr>
+        <w:t>(</w:t>
+      </w:r>
+      <w:r>
+        <w:rPr>
+          <w:sz w:val="24"/>
+          <w:szCs w:val="24"/>
+        </w:rPr>
+        <w:t>SSL</w:t>
+      </w:r>
+      <w:r>
+        <w:rPr>
+          <w:sz w:val="24"/>
+          <w:szCs w:val="24"/>
+        </w:rPr>
+        <w:t xml:space="preserve">) </w:t>
+      </w:r>
+      <w:r>
+        <w:rPr>
+          <w:sz w:val="24"/>
+          <w:szCs w:val="24"/>
+        </w:rPr>
+        <w:t>and is out</w:t>
+      </w:r>
+      <w:r>
+        <w:rPr>
+          <w:sz w:val="24"/>
+          <w:szCs w:val="24"/>
+        </w:rPr>
+        <w:t xml:space="preserve">dated </w:t>
+      </w:r>
+      <w:r>
+        <w:rPr>
+          <w:sz w:val="24"/>
+          <w:szCs w:val="24"/>
+        </w:rPr>
+        <w:t xml:space="preserve">- </w:t>
+      </w:r>
+      <w:r>
+        <w:rPr>
+          <w:sz w:val="24"/>
+          <w:szCs w:val="24"/>
+        </w:rPr>
+        <w:t>installed on its origin server</w:t>
+      </w:r>
+      <w:r>
+        <w:rPr>
+          <w:sz w:val="24"/>
+          <w:szCs w:val="24"/>
+        </w:rPr>
+        <w:t xml:space="preserve">. </w:t>
+      </w:r>
+      <w:r>
+        <w:rPr>
+          <w:sz w:val="24"/>
+          <w:szCs w:val="24"/>
+        </w:rPr>
+        <w:t xml:space="preserve"> </w:t>
       </w:r>
     </w:p>
     <w:p>
@@ -64,7 +598,168 @@
           <w:sz w:val="24"/>
           <w:szCs w:val="24"/>
         </w:rPr>
-        <w:t>Describe how cryptographic methods can be applied to secure e-commerce transactions, customer data, and company communications.</w:t>
+        <w:t xml:space="preserve">TLS is a secured </w:t>
+      </w:r>
+      <w:r>
+        <w:rPr>
+          <w:sz w:val="24"/>
+          <w:szCs w:val="24"/>
+        </w:rPr>
+        <w:t xml:space="preserve">protocol </w:t>
+      </w:r>
+      <w:r>
+        <w:rPr>
+          <w:sz w:val="24"/>
+          <w:szCs w:val="24"/>
+        </w:rPr>
+        <w:t xml:space="preserve">to ensure </w:t>
+      </w:r>
+      <w:r>
+        <w:rPr>
+          <w:sz w:val="24"/>
+          <w:szCs w:val="24"/>
+        </w:rPr>
+        <w:t xml:space="preserve">privacy </w:t>
+      </w:r>
+      <w:r>
+        <w:rPr>
+          <w:sz w:val="24"/>
+          <w:szCs w:val="24"/>
+        </w:rPr>
+        <w:t xml:space="preserve">and data communication over the </w:t>
+      </w:r>
+      <w:r>
+        <w:rPr>
+          <w:sz w:val="24"/>
+          <w:szCs w:val="24"/>
+        </w:rPr>
+        <w:t>network</w:t>
+      </w:r>
+      <w:r>
+        <w:rPr>
+          <w:sz w:val="24"/>
+          <w:szCs w:val="24"/>
+        </w:rPr>
+        <w:t xml:space="preserve"> by provi</w:t>
+      </w:r>
+      <w:r>
+        <w:rPr>
+          <w:sz w:val="24"/>
+          <w:szCs w:val="24"/>
+        </w:rPr>
+        <w:t>ding authentication, data integrity, and encryp</w:t>
+      </w:r>
+      <w:r>
+        <w:rPr>
+          <w:sz w:val="24"/>
+          <w:szCs w:val="24"/>
+        </w:rPr>
+        <w:t>tion</w:t>
+      </w:r>
+      <w:r>
+        <w:rPr>
+          <w:sz w:val="24"/>
+          <w:szCs w:val="24"/>
+        </w:rPr>
+        <w:t>.</w:t>
+      </w:r>
+      <w:r>
+        <w:rPr>
+          <w:sz w:val="24"/>
+          <w:szCs w:val="24"/>
+        </w:rPr>
+        <w:t xml:space="preserve"> It ensures that</w:t>
+      </w:r>
+      <w:r>
+        <w:rPr>
+          <w:sz w:val="24"/>
+          <w:szCs w:val="24"/>
+        </w:rPr>
+        <w:t xml:space="preserve"> all data cannot be read, </w:t>
+      </w:r>
+      <w:r>
+        <w:rPr>
+          <w:sz w:val="24"/>
+          <w:szCs w:val="24"/>
+        </w:rPr>
+        <w:t>intercepted,</w:t>
+      </w:r>
+      <w:r>
+        <w:rPr>
+          <w:sz w:val="24"/>
+          <w:szCs w:val="24"/>
+        </w:rPr>
+        <w:t xml:space="preserve"> or modified</w:t>
+      </w:r>
+      <w:r>
+        <w:rPr>
+          <w:sz w:val="24"/>
+          <w:szCs w:val="24"/>
+        </w:rPr>
+        <w:t>.</w:t>
+      </w:r>
+      <w:r>
+        <w:rPr>
+          <w:sz w:val="24"/>
+          <w:szCs w:val="24"/>
+        </w:rPr>
+        <w:t xml:space="preserve"> </w:t>
+      </w:r>
+      <w:r>
+        <w:rPr>
+          <w:sz w:val="24"/>
+          <w:szCs w:val="24"/>
+        </w:rPr>
+        <w:t>[2]</w:t>
+      </w:r>
+      <w:r>
+        <w:rPr>
+          <w:sz w:val="24"/>
+          <w:szCs w:val="24"/>
+        </w:rPr>
+        <w:t>. To</w:t>
+      </w:r>
+      <w:r>
+        <w:rPr>
+          <w:sz w:val="24"/>
+          <w:szCs w:val="24"/>
+        </w:rPr>
+        <w:t xml:space="preserve"> make sure </w:t>
+      </w:r>
+      <w:r>
+        <w:rPr>
+          <w:sz w:val="24"/>
+          <w:szCs w:val="24"/>
+        </w:rPr>
+        <w:t>that transactions and communications on the internet are secured</w:t>
+      </w:r>
+      <w:r>
+        <w:rPr>
+          <w:sz w:val="24"/>
+          <w:szCs w:val="24"/>
+        </w:rPr>
+        <w:t>, digital signature</w:t>
+      </w:r>
+      <w:r>
+        <w:rPr>
+          <w:sz w:val="24"/>
+          <w:szCs w:val="24"/>
+        </w:rPr>
+        <w:t xml:space="preserve"> </w:t>
+      </w:r>
+      <w:r>
+        <w:rPr>
+          <w:sz w:val="24"/>
+          <w:szCs w:val="24"/>
+        </w:rPr>
+        <w:t>must be used</w:t>
+      </w:r>
+      <w:r>
+        <w:rPr>
+          <w:sz w:val="24"/>
+          <w:szCs w:val="24"/>
+        </w:rPr>
+        <w:t xml:space="preserve">. </w:t>
       </w:r>
     </w:p>
     <w:p>
@@ -74,6 +769,55 @@
           <w:szCs w:val="24"/>
         </w:rPr>
       </w:pPr>
+      <w:r>
+        <w:rPr>
+          <w:sz w:val="24"/>
+          <w:szCs w:val="24"/>
+        </w:rPr>
+        <w:t xml:space="preserve">The digital signature uses </w:t>
+      </w:r>
+      <w:r>
+        <w:rPr>
+          <w:sz w:val="24"/>
+          <w:szCs w:val="24"/>
+        </w:rPr>
+        <w:t xml:space="preserve">Public Key and </w:t>
+      </w:r>
+      <w:r>
+        <w:rPr>
+          <w:sz w:val="24"/>
+          <w:szCs w:val="24"/>
+        </w:rPr>
+        <w:t>Private</w:t>
+      </w:r>
+      <w:r>
+        <w:rPr>
+          <w:sz w:val="24"/>
+          <w:szCs w:val="24"/>
+        </w:rPr>
+        <w:t xml:space="preserve"> </w:t>
+      </w:r>
+      <w:r>
+        <w:rPr>
+          <w:sz w:val="24"/>
+          <w:szCs w:val="24"/>
+        </w:rPr>
+        <w:t xml:space="preserve">Key to </w:t>
+      </w:r>
+      <w:r>
+        <w:rPr>
+          <w:sz w:val="24"/>
+          <w:szCs w:val="24"/>
+        </w:rPr>
+        <w:t xml:space="preserve">ensure </w:t>
+      </w:r>
+      <w:r>
+        <w:rPr>
+          <w:sz w:val="24"/>
+          <w:szCs w:val="24"/>
+        </w:rPr>
+        <w:t xml:space="preserve">the authenticity of a digital message or document. </w:t>
+      </w:r>
     </w:p>
     <w:p>
       <w:pPr>
@@ -87,7 +831,161 @@
           <w:sz w:val="24"/>
           <w:szCs w:val="24"/>
         </w:rPr>
-        <w:t>TRANSPORT LAYER SECURITY (TLS)</w:t>
+        <w:t>E-commerce store</w:t>
+      </w:r>
+      <w:r>
+        <w:rPr>
+          <w:sz w:val="24"/>
+          <w:szCs w:val="24"/>
+        </w:rPr>
+        <w:t>s</w:t>
+      </w:r>
+      <w:r>
+        <w:rPr>
+          <w:sz w:val="24"/>
+          <w:szCs w:val="24"/>
+        </w:rPr>
+        <w:t xml:space="preserve"> </w:t>
+      </w:r>
+      <w:r>
+        <w:rPr>
+          <w:sz w:val="24"/>
+          <w:szCs w:val="24"/>
+        </w:rPr>
+        <w:t xml:space="preserve">data </w:t>
+      </w:r>
+      <w:r>
+        <w:rPr>
+          <w:sz w:val="24"/>
+          <w:szCs w:val="24"/>
+        </w:rPr>
+        <w:t>about</w:t>
+      </w:r>
+      <w:r>
+        <w:rPr>
+          <w:sz w:val="24"/>
+          <w:szCs w:val="24"/>
+        </w:rPr>
+        <w:t xml:space="preserve"> their clients. All of </w:t>
+      </w:r>
+      <w:r>
+        <w:rPr>
+          <w:sz w:val="24"/>
+          <w:szCs w:val="24"/>
+        </w:rPr>
+        <w:t xml:space="preserve">customer data must be stored safely </w:t>
+      </w:r>
+      <w:r>
+        <w:rPr>
+          <w:sz w:val="24"/>
+          <w:szCs w:val="24"/>
+        </w:rPr>
+        <w:t xml:space="preserve">in </w:t>
+      </w:r>
+      <w:r>
+        <w:rPr>
+          <w:sz w:val="24"/>
+          <w:szCs w:val="24"/>
+        </w:rPr>
+        <w:t xml:space="preserve">the </w:t>
+      </w:r>
+      <w:r>
+        <w:rPr>
+          <w:sz w:val="24"/>
+          <w:szCs w:val="24"/>
+        </w:rPr>
+        <w:t xml:space="preserve">database. </w:t>
+      </w:r>
+      <w:r>
+        <w:rPr>
+          <w:sz w:val="24"/>
+          <w:szCs w:val="24"/>
+        </w:rPr>
+        <w:t xml:space="preserve">E-commers </w:t>
+      </w:r>
+      <w:r>
+        <w:rPr>
+          <w:sz w:val="24"/>
+          <w:szCs w:val="24"/>
+        </w:rPr>
+        <w:t xml:space="preserve">databases must protect customer passwords. </w:t>
+      </w:r>
+      <w:r>
+        <w:rPr>
+          <w:sz w:val="24"/>
+          <w:szCs w:val="24"/>
+        </w:rPr>
+        <w:t>The best</w:t>
+      </w:r>
+      <w:r>
+        <w:rPr>
+          <w:sz w:val="24"/>
+          <w:szCs w:val="24"/>
+        </w:rPr>
+        <w:t xml:space="preserve"> way to protect </w:t>
+      </w:r>
+      <w:r>
+        <w:rPr>
+          <w:sz w:val="24"/>
+          <w:szCs w:val="24"/>
+        </w:rPr>
+        <w:t xml:space="preserve">password is cryptographic hashing with a unique </w:t>
+      </w:r>
+      <w:r>
+        <w:rPr>
+          <w:sz w:val="24"/>
+          <w:szCs w:val="24"/>
+        </w:rPr>
+        <w:t xml:space="preserve">salt for each user. </w:t>
+      </w:r>
+      <w:r>
+        <w:rPr>
+          <w:sz w:val="24"/>
+          <w:szCs w:val="24"/>
+        </w:rPr>
+        <w:br/>
+      </w:r>
+      <w:r>
+        <w:rPr>
+          <w:sz w:val="24"/>
+          <w:szCs w:val="24"/>
+        </w:rPr>
+        <w:t>Payment details are h</w:t>
+      </w:r>
+      <w:r>
+        <w:rPr>
+          <w:sz w:val="24"/>
+          <w:szCs w:val="24"/>
+        </w:rPr>
+        <w:t xml:space="preserve">ighly sensitive </w:t>
+      </w:r>
+      <w:r>
+        <w:rPr>
+          <w:sz w:val="24"/>
+          <w:szCs w:val="24"/>
+        </w:rPr>
+        <w:t>data;</w:t>
+      </w:r>
+      <w:r>
+        <w:rPr>
+          <w:sz w:val="24"/>
+          <w:szCs w:val="24"/>
+        </w:rPr>
+        <w:t xml:space="preserve"> </w:t>
+      </w:r>
+      <w:r>
+        <w:rPr>
+          <w:sz w:val="24"/>
+          <w:szCs w:val="24"/>
+        </w:rPr>
+        <w:t xml:space="preserve">it means that should be encrypted using symmetric </w:t>
+      </w:r>
+      <w:r>
+        <w:rPr>
+          <w:sz w:val="24"/>
+          <w:szCs w:val="24"/>
+        </w:rPr>
+        <w:t xml:space="preserve">algorithms before being stored. </w:t>
       </w:r>
     </w:p>
     <w:p>
@@ -102,21 +1000,126 @@
           <w:sz w:val="24"/>
           <w:szCs w:val="24"/>
         </w:rPr>
-        <w:t xml:space="preserve">TLS is </w:t>
-      </w:r>
-      <w:r>
-        <w:rPr>
-          <w:sz w:val="24"/>
-          <w:szCs w:val="24"/>
-        </w:rPr>
-        <w:t xml:space="preserve">a secured protocol to facilitate privacy and data security </w:t>
-      </w:r>
-      <w:r>
-        <w:rPr>
-          <w:sz w:val="24"/>
-          <w:szCs w:val="24"/>
-        </w:rPr>
-        <w:t>for communications over the Internet.</w:t>
+        <w:t xml:space="preserve">Companies around the world </w:t>
+      </w:r>
+      <w:r>
+        <w:rPr>
+          <w:sz w:val="24"/>
+          <w:szCs w:val="24"/>
+        </w:rPr>
+        <w:t>must</w:t>
+      </w:r>
+      <w:r>
+        <w:rPr>
+          <w:sz w:val="24"/>
+          <w:szCs w:val="24"/>
+        </w:rPr>
+        <w:t xml:space="preserve"> </w:t>
+      </w:r>
+      <w:r>
+        <w:rPr>
+          <w:sz w:val="24"/>
+          <w:szCs w:val="24"/>
+        </w:rPr>
+        <w:t xml:space="preserve">communicate </w:t>
+      </w:r>
+      <w:r>
+        <w:rPr>
+          <w:sz w:val="24"/>
+          <w:szCs w:val="24"/>
+        </w:rPr>
+        <w:t xml:space="preserve">with </w:t>
+      </w:r>
+      <w:r>
+        <w:rPr>
+          <w:sz w:val="24"/>
+          <w:szCs w:val="24"/>
+        </w:rPr>
+        <w:t>each other</w:t>
+      </w:r>
+      <w:r>
+        <w:rPr>
+          <w:sz w:val="24"/>
+          <w:szCs w:val="24"/>
+        </w:rPr>
+        <w:t>, or with their customers</w:t>
+      </w:r>
+      <w:r>
+        <w:rPr>
+          <w:sz w:val="24"/>
+          <w:szCs w:val="24"/>
+        </w:rPr>
+        <w:t>. It means the</w:t>
+      </w:r>
+      <w:r>
+        <w:rPr>
+          <w:sz w:val="24"/>
+          <w:szCs w:val="24"/>
+        </w:rPr>
+        <w:t>y</w:t>
+      </w:r>
+      <w:r>
+        <w:rPr>
+          <w:sz w:val="24"/>
+          <w:szCs w:val="24"/>
+        </w:rPr>
+        <w:t xml:space="preserve"> </w:t>
+      </w:r>
+      <w:r>
+        <w:rPr>
+          <w:sz w:val="24"/>
+          <w:szCs w:val="24"/>
+        </w:rPr>
+        <w:t>must</w:t>
+      </w:r>
+      <w:r>
+        <w:rPr>
+          <w:sz w:val="24"/>
+          <w:szCs w:val="24"/>
+        </w:rPr>
+        <w:t xml:space="preserve"> </w:t>
+      </w:r>
+      <w:r>
+        <w:rPr>
+          <w:sz w:val="24"/>
+          <w:szCs w:val="24"/>
+        </w:rPr>
+        <w:t xml:space="preserve">send </w:t>
+      </w:r>
+      <w:r>
+        <w:rPr>
+          <w:sz w:val="24"/>
+          <w:szCs w:val="24"/>
+        </w:rPr>
+        <w:t>thousands of</w:t>
+      </w:r>
+      <w:r>
+        <w:rPr>
+          <w:sz w:val="24"/>
+          <w:szCs w:val="24"/>
+        </w:rPr>
+        <w:t xml:space="preserve"> emails, SMS, or</w:t>
+      </w:r>
+      <w:r>
+        <w:rPr>
+          <w:sz w:val="24"/>
+          <w:szCs w:val="24"/>
+        </w:rPr>
+        <w:t xml:space="preserve"> </w:t>
+      </w:r>
+      <w:r>
+        <w:rPr>
+          <w:sz w:val="24"/>
+          <w:szCs w:val="24"/>
+        </w:rPr>
+        <w:t>use</w:t>
+      </w:r>
+      <w:r>
+        <w:rPr>
+          <w:sz w:val="24"/>
+          <w:szCs w:val="24"/>
+        </w:rPr>
+        <w:t xml:space="preserve"> messaging apps such WhatsApp. </w:t>
       </w:r>
     </w:p>
     <w:p>
@@ -131,14 +1134,7 @@
           <w:sz w:val="24"/>
           <w:szCs w:val="24"/>
         </w:rPr>
-        <w:t xml:space="preserve">Websites and </w:t>
-      </w:r>
-      <w:r>
-        <w:rPr>
-          <w:sz w:val="24"/>
-          <w:szCs w:val="24"/>
-        </w:rPr>
-        <w:t>applications</w:t>
+        <w:t>This is where</w:t>
       </w:r>
       <w:r>
         <w:rPr>
@@ -152,39 +1148,163 @@
           <w:sz w:val="24"/>
           <w:szCs w:val="24"/>
         </w:rPr>
-        <w:t>must have</w:t>
-      </w:r>
-      <w:r>
-        <w:rPr>
-          <w:sz w:val="24"/>
-          <w:szCs w:val="24"/>
-        </w:rPr>
-        <w:t xml:space="preserve"> a TLS certificate installed on its </w:t>
-      </w:r>
-      <w:r>
-        <w:rPr>
-          <w:sz w:val="24"/>
-          <w:szCs w:val="24"/>
-        </w:rPr>
-        <w:t xml:space="preserve">server </w:t>
-      </w:r>
-      <w:r>
-        <w:rPr>
-          <w:sz w:val="24"/>
-          <w:szCs w:val="24"/>
-        </w:rPr>
-        <w:t>(known</w:t>
-      </w:r>
-      <w:r>
-        <w:rPr>
-          <w:sz w:val="24"/>
-          <w:szCs w:val="24"/>
-        </w:rPr>
-        <w:t xml:space="preserve"> as an SSL certificate) </w:t>
+        <w:t>e</w:t>
+      </w:r>
+      <w:r>
+        <w:rPr>
+          <w:sz w:val="24"/>
+          <w:szCs w:val="24"/>
+        </w:rPr>
+        <w:t>nd</w:t>
+      </w:r>
+      <w:r>
+        <w:rPr>
+          <w:sz w:val="24"/>
+          <w:szCs w:val="24"/>
+        </w:rPr>
+        <w:t>-to-end encryption (E2EE)</w:t>
+      </w:r>
+      <w:r>
+        <w:rPr>
+          <w:sz w:val="24"/>
+          <w:szCs w:val="24"/>
+        </w:rPr>
+        <w:t xml:space="preserve"> comes in</w:t>
+      </w:r>
+      <w:r>
+        <w:rPr>
+          <w:sz w:val="24"/>
+          <w:szCs w:val="24"/>
+        </w:rPr>
+        <w:t xml:space="preserve">. </w:t>
+      </w:r>
+      <w:r>
+        <w:rPr>
+          <w:sz w:val="24"/>
+          <w:szCs w:val="24"/>
+        </w:rPr>
+        <w:t xml:space="preserve">E2EE transforms </w:t>
+      </w:r>
+      <w:r>
+        <w:rPr>
+          <w:sz w:val="24"/>
+          <w:szCs w:val="24"/>
+        </w:rPr>
+        <w:t>plain text to unreadable cipher</w:t>
+      </w:r>
+      <w:r>
+        <w:rPr>
+          <w:sz w:val="24"/>
+          <w:szCs w:val="24"/>
+        </w:rPr>
+        <w:t xml:space="preserve">text by using cryptography. </w:t>
+      </w:r>
+      <w:r>
+        <w:rPr>
+          <w:sz w:val="24"/>
+          <w:szCs w:val="24"/>
+        </w:rPr>
+        <w:t xml:space="preserve">E2EE can use both </w:t>
+      </w:r>
+      <w:r>
+        <w:rPr>
+          <w:sz w:val="24"/>
+          <w:szCs w:val="24"/>
+        </w:rPr>
+        <w:t>encryptions: symmetric and asymmetric encryption</w:t>
+      </w:r>
+      <w:r>
+        <w:rPr>
+          <w:sz w:val="24"/>
+          <w:szCs w:val="24"/>
+        </w:rPr>
+        <w:t>.</w:t>
+      </w:r>
+      <w:r>
+        <w:rPr>
+          <w:sz w:val="24"/>
+          <w:szCs w:val="24"/>
+        </w:rPr>
+        <w:t>[3]</w:t>
+      </w:r>
+      <w:r>
+        <w:rPr>
+          <w:sz w:val="24"/>
+          <w:szCs w:val="24"/>
+        </w:rPr>
+        <w:t xml:space="preserve"> </w:t>
+      </w:r>
+      <w:r>
+        <w:rPr>
+          <w:sz w:val="24"/>
+          <w:szCs w:val="24"/>
+        </w:rPr>
+        <w:br/>
+      </w:r>
+      <w:r>
+        <w:rPr>
+          <w:sz w:val="24"/>
+          <w:szCs w:val="24"/>
+        </w:rPr>
+        <w:br/>
+      </w:r>
+      <w:r>
+        <w:rPr>
+          <w:sz w:val="24"/>
+          <w:szCs w:val="24"/>
+        </w:rPr>
+        <w:t xml:space="preserve">By applying </w:t>
+      </w:r>
+      <w:r>
+        <w:rPr>
+          <w:sz w:val="24"/>
+          <w:szCs w:val="24"/>
+        </w:rPr>
+        <w:t>cryptographic systems</w:t>
+      </w:r>
+      <w:r>
+        <w:rPr>
+          <w:sz w:val="24"/>
+          <w:szCs w:val="24"/>
+        </w:rPr>
+        <w:t xml:space="preserve"> e-commerses, customers, and </w:t>
+      </w:r>
+      <w:r>
+        <w:rPr>
+          <w:sz w:val="24"/>
+          <w:szCs w:val="24"/>
+        </w:rPr>
+        <w:t>companies</w:t>
+      </w:r>
+      <w:r>
+        <w:rPr>
+          <w:sz w:val="24"/>
+          <w:szCs w:val="24"/>
+        </w:rPr>
+        <w:t xml:space="preserve"> can be sure that everything and everyone is </w:t>
+      </w:r>
+      <w:r>
+        <w:rPr>
+          <w:sz w:val="24"/>
+          <w:szCs w:val="24"/>
+        </w:rPr>
+        <w:t xml:space="preserve">secured. </w:t>
+      </w:r>
+      <w:r>
+        <w:rPr>
+          <w:sz w:val="24"/>
+          <w:szCs w:val="24"/>
+        </w:rPr>
+        <w:br/>
       </w:r>
     </w:p>
     <w:p>
       <w:pPr>
+        <w:pStyle w:val="Akapitzlist"/>
+        <w:numPr>
+          <w:ilvl w:val="0"/>
+          <w:numId w:val="1"/>
+        </w:numPr>
         <w:rPr>
           <w:sz w:val="24"/>
           <w:szCs w:val="24"/>
@@ -195,88 +1315,124 @@
           <w:sz w:val="24"/>
           <w:szCs w:val="24"/>
         </w:rPr>
-        <w:t>TLS handshake</w:t>
-      </w:r>
-      <w:r>
-        <w:rPr>
-          <w:sz w:val="24"/>
-          <w:szCs w:val="24"/>
-        </w:rPr>
-        <w:t xml:space="preserve"> is the process </w:t>
-      </w:r>
-      <w:r>
-        <w:rPr>
-          <w:sz w:val="24"/>
-          <w:szCs w:val="24"/>
-        </w:rPr>
-        <w:t xml:space="preserve">that secures </w:t>
-      </w:r>
-      <w:r>
-        <w:rPr>
-          <w:sz w:val="24"/>
-          <w:szCs w:val="24"/>
-        </w:rPr>
-        <w:t>communications</w:t>
-      </w:r>
-      <w:r>
-        <w:rPr>
-          <w:sz w:val="24"/>
-          <w:szCs w:val="24"/>
-        </w:rPr>
-        <w:t xml:space="preserve"> over the networ</w:t>
-      </w:r>
-      <w:r>
-        <w:rPr>
-          <w:sz w:val="24"/>
-          <w:szCs w:val="24"/>
-        </w:rPr>
-        <w:t xml:space="preserve">k. During the TLS </w:t>
-      </w:r>
-      <w:r>
-        <w:rPr>
-          <w:sz w:val="24"/>
-          <w:szCs w:val="24"/>
-        </w:rPr>
-        <w:t>handshake is checked which version of TL</w:t>
-      </w:r>
-      <w:r>
-        <w:rPr>
-          <w:sz w:val="24"/>
-          <w:szCs w:val="24"/>
-        </w:rPr>
-        <w:t>S is</w:t>
-      </w:r>
-      <w:r>
-        <w:rPr>
-          <w:sz w:val="24"/>
-          <w:szCs w:val="24"/>
-        </w:rPr>
-        <w:t xml:space="preserve">, </w:t>
-      </w:r>
-      <w:r>
-        <w:rPr>
-          <w:sz w:val="24"/>
-          <w:szCs w:val="24"/>
-        </w:rPr>
-        <w:t>SSL certificate, gener</w:t>
-      </w:r>
-      <w:r>
-        <w:rPr>
-          <w:sz w:val="24"/>
-          <w:szCs w:val="24"/>
-        </w:rPr>
-        <w:t xml:space="preserve">ate session key to use symmetric encryption </w:t>
-      </w:r>
-      <w:r>
-        <w:rPr>
-          <w:sz w:val="24"/>
-          <w:szCs w:val="24"/>
-        </w:rPr>
-        <w:t>after the handshake is completed.</w:t>
-      </w:r>
+        <w:t>Erica Sandberg</w:t>
+      </w:r>
+      <w:r>
+        <w:rPr>
+          <w:sz w:val="24"/>
+          <w:szCs w:val="24"/>
+        </w:rPr>
+        <w:t>.</w:t>
+      </w:r>
+      <w:r>
+        <w:rPr>
+          <w:sz w:val="24"/>
+          <w:szCs w:val="24"/>
+        </w:rPr>
+        <w:t xml:space="preserve"> </w:t>
+      </w:r>
+      <w:r>
+        <w:rPr>
+          <w:sz w:val="24"/>
+          <w:szCs w:val="24"/>
+        </w:rPr>
+        <w:t xml:space="preserve"> </w:t>
+      </w:r>
+      <w:r>
+        <w:rPr>
+          <w:sz w:val="24"/>
+          <w:szCs w:val="24"/>
+        </w:rPr>
+        <w:t>“</w:t>
+      </w:r>
+      <w:r>
+        <w:rPr>
+          <w:sz w:val="24"/>
+          <w:szCs w:val="24"/>
+        </w:rPr>
+        <w:t>The Average Number of Credit Card Transactions Per Day &amp; Year</w:t>
+      </w:r>
+      <w:r>
+        <w:rPr>
+          <w:sz w:val="24"/>
+          <w:szCs w:val="24"/>
+        </w:rPr>
+        <w:t>”</w:t>
+      </w:r>
+      <w:r>
+        <w:rPr>
+          <w:sz w:val="24"/>
+          <w:szCs w:val="24"/>
+        </w:rPr>
+        <w:t xml:space="preserve">. </w:t>
+      </w:r>
+      <w:proofErr w:type="spellStart"/>
+      <w:r>
+        <w:rPr>
+          <w:sz w:val="24"/>
+          <w:szCs w:val="24"/>
+        </w:rPr>
+        <w:t>CardsRates</w:t>
+      </w:r>
+      <w:proofErr w:type="spellEnd"/>
+      <w:r>
+        <w:rPr>
+          <w:sz w:val="24"/>
+          <w:szCs w:val="24"/>
+        </w:rPr>
+        <w:t>.</w:t>
+      </w:r>
+      <w:r>
+        <w:rPr>
+          <w:sz w:val="24"/>
+          <w:szCs w:val="24"/>
+        </w:rPr>
+        <w:t xml:space="preserve"> Updated</w:t>
+      </w:r>
+      <w:r>
+        <w:rPr>
+          <w:sz w:val="24"/>
+          <w:szCs w:val="24"/>
+        </w:rPr>
+        <w:t>: June 19, 2025. Available:</w:t>
+      </w:r>
+      <w:r>
+        <w:rPr>
+          <w:sz w:val="24"/>
+          <w:szCs w:val="24"/>
+          <w:u w:val="single"/>
+        </w:rPr>
+        <w:t xml:space="preserve"> </w:t>
+      </w:r>
+      <w:hyperlink r:id="rId5" w:history="1">
+        <w:r>
+          <w:rPr>
+            <w:rStyle w:val="Hipercze"/>
+            <w:sz w:val="24"/>
+            <w:szCs w:val="24"/>
+            <w:u w:val="none"/>
+          </w:rPr>
+          <w:t>https://www.cardrates.com/advice/number-of-credit-card-transactions-per-day-year/#:~:text=Credit%20Card%20Transactions%20Globally,reach%20604.1%20billion%20in%202025.&amp;text=According%20to%20data%20collected%20by%20</w:t>
+        </w:r>
+        <w:r>
+          <w:rPr>
+            <w:rStyle w:val="Hipercze"/>
+            <w:sz w:val="24"/>
+            <w:szCs w:val="24"/>
+            <w:u w:val="none"/>
+          </w:rPr>
+          <w:lastRenderedPageBreak/>
+          <w:t>Capital%20One%20Shopping%2C%20there%20were,25%2C091%20per%20second</w:t>
+        </w:r>
+      </w:hyperlink>
     </w:p>
     <w:p>
       <w:pPr>
+        <w:pStyle w:val="Akapitzlist"/>
+        <w:numPr>
+          <w:ilvl w:val="0"/>
+          <w:numId w:val="1"/>
+        </w:numPr>
         <w:rPr>
           <w:sz w:val="24"/>
           <w:szCs w:val="24"/>
@@ -287,11 +1443,69 @@
           <w:sz w:val="24"/>
           <w:szCs w:val="24"/>
         </w:rPr>
-        <w:t>What is SSL Certificate</w:t>
-      </w:r>
+        <w:t>What is TLS (Transport Lyer Security)?</w:t>
+      </w:r>
+      <w:r>
+        <w:rPr>
+          <w:sz w:val="24"/>
+          <w:szCs w:val="24"/>
+        </w:rPr>
+        <w:t xml:space="preserve">. </w:t>
+      </w:r>
+      <w:r>
+        <w:rPr>
+          <w:sz w:val="24"/>
+          <w:szCs w:val="24"/>
+        </w:rPr>
+        <w:t>Cloudf</w:t>
+      </w:r>
+      <w:r>
+        <w:rPr>
+          <w:sz w:val="24"/>
+          <w:szCs w:val="24"/>
+        </w:rPr>
+        <w:t>l</w:t>
+      </w:r>
+      <w:r>
+        <w:rPr>
+          <w:sz w:val="24"/>
+          <w:szCs w:val="24"/>
+        </w:rPr>
+        <w:t>are.</w:t>
+      </w:r>
+      <w:r>
+        <w:rPr>
+          <w:sz w:val="24"/>
+          <w:szCs w:val="24"/>
+        </w:rPr>
+        <w:t xml:space="preserve"> </w:t>
+      </w:r>
+      <w:r>
+        <w:rPr>
+          <w:sz w:val="24"/>
+          <w:szCs w:val="24"/>
+        </w:rPr>
+        <w:t xml:space="preserve">Available: </w:t>
+      </w:r>
+      <w:hyperlink r:id="rId6" w:history="1">
+        <w:r>
+          <w:rPr>
+            <w:rStyle w:val="Hipercze"/>
+            <w:sz w:val="24"/>
+            <w:szCs w:val="24"/>
+            <w:u w:val="none"/>
+          </w:rPr>
+          <w:t>https://www.cloudflare.com/en-gb/learning/ssl/transport-layer-security-tls/</w:t>
+        </w:r>
+      </w:hyperlink>
     </w:p>
     <w:p>
       <w:pPr>
+        <w:pStyle w:val="Akapitzlist"/>
+        <w:numPr>
+          <w:ilvl w:val="0"/>
+          <w:numId w:val="1"/>
+        </w:numPr>
         <w:rPr>
           <w:sz w:val="24"/>
           <w:szCs w:val="24"/>
@@ -302,298 +1516,53 @@
           <w:sz w:val="24"/>
           <w:szCs w:val="24"/>
         </w:rPr>
-        <w:t xml:space="preserve">What is </w:t>
-      </w:r>
-      <w:r>
-        <w:rPr>
-          <w:sz w:val="24"/>
-          <w:szCs w:val="24"/>
-        </w:rPr>
-        <w:t>Prot</w:t>
-      </w:r>
-      <w:r>
-        <w:rPr>
-          <w:sz w:val="24"/>
-          <w:szCs w:val="24"/>
-        </w:rPr>
-        <w:t>ocol HTTPS</w:t>
+        <w:t>What is end-</w:t>
+      </w:r>
+      <w:r>
+        <w:rPr>
+          <w:sz w:val="24"/>
+          <w:szCs w:val="24"/>
+        </w:rPr>
+        <w:t xml:space="preserve">to-end encryption (E2EE). </w:t>
+      </w:r>
+      <w:r>
+        <w:rPr>
+          <w:sz w:val="24"/>
+          <w:szCs w:val="24"/>
+        </w:rPr>
+        <w:t xml:space="preserve">IBM. </w:t>
+      </w:r>
+      <w:r>
+        <w:rPr>
+          <w:sz w:val="24"/>
+          <w:szCs w:val="24"/>
+        </w:rPr>
+        <w:t>Available:</w:t>
       </w:r>
     </w:p>
     <w:p>
       <w:pPr>
-        <w:rPr>
-          <w:sz w:val="24"/>
-          <w:szCs w:val="24"/>
+        <w:pStyle w:val="Akapitzlist"/>
+        <w:rPr>
+          <w:sz w:val="24"/>
+          <w:szCs w:val="24"/>
+          <w:u w:val="single"/>
         </w:rPr>
       </w:pPr>
-    </w:p>
-    <w:p>
-      <w:pPr>
-        <w:rPr>
-          <w:sz w:val="24"/>
-          <w:szCs w:val="24"/>
-        </w:rPr>
-      </w:pPr>
-      <w:r>
-        <w:rPr>
-          <w:sz w:val="24"/>
-          <w:szCs w:val="24"/>
-        </w:rPr>
-        <w:t>Card payments</w:t>
-      </w:r>
-      <w:r>
-        <w:rPr>
-          <w:sz w:val="24"/>
-          <w:szCs w:val="24"/>
-        </w:rPr>
-        <w:t xml:space="preserve"> </w:t>
-      </w:r>
-      <w:r>
-        <w:rPr>
-          <w:sz w:val="24"/>
-          <w:szCs w:val="24"/>
+      <w:r>
+        <w:rPr>
+          <w:sz w:val="24"/>
+          <w:szCs w:val="24"/>
+        </w:rPr>
+        <w:t>https://www.ibm.com/think/topics/end-to-end-encryption</w:t>
+      </w:r>
+      <w:r>
+        <w:rPr>
+          <w:sz w:val="24"/>
+          <w:szCs w:val="24"/>
+          <w:u w:val="single"/>
         </w:rPr>
         <w:br/>
-        <w:t xml:space="preserve">PCI DSS – Payment Card Industry Data </w:t>
-      </w:r>
-      <w:r>
-        <w:rPr>
-          <w:sz w:val="24"/>
-          <w:szCs w:val="24"/>
-        </w:rPr>
-        <w:t>Security Standard</w:t>
-      </w:r>
-    </w:p>
-    <w:p>
-      <w:pPr>
-        <w:rPr>
-          <w:sz w:val="24"/>
-          <w:szCs w:val="24"/>
-        </w:rPr>
-      </w:pPr>
-    </w:p>
-    <w:p>
-      <w:pPr>
-        <w:rPr>
-          <w:sz w:val="24"/>
-          <w:szCs w:val="24"/>
-        </w:rPr>
-      </w:pPr>
-      <w:r>
-        <w:rPr>
-          <w:sz w:val="24"/>
-          <w:szCs w:val="24"/>
-        </w:rPr>
-        <w:t xml:space="preserve">Common </w:t>
-      </w:r>
-      <w:r>
-        <w:rPr>
-          <w:sz w:val="24"/>
-          <w:szCs w:val="24"/>
-        </w:rPr>
-        <w:t>uses for cryptography</w:t>
-      </w:r>
-      <w:r>
-        <w:rPr>
-          <w:sz w:val="24"/>
-          <w:szCs w:val="24"/>
-        </w:rPr>
-        <w:br/>
-      </w:r>
-      <w:r>
-        <w:rPr>
-          <w:sz w:val="24"/>
-          <w:szCs w:val="24"/>
-        </w:rPr>
-        <w:br/>
-        <w:t>Passwords</w:t>
-      </w:r>
-      <w:r>
-        <w:rPr>
-          <w:sz w:val="24"/>
-          <w:szCs w:val="24"/>
-        </w:rPr>
-        <w:t xml:space="preserve"> and </w:t>
-      </w:r>
-      <w:r>
-        <w:rPr>
-          <w:sz w:val="24"/>
-          <w:szCs w:val="24"/>
-        </w:rPr>
-        <w:t>Authentication</w:t>
-      </w:r>
-    </w:p>
-    <w:p>
-      <w:pPr>
-        <w:rPr>
-          <w:sz w:val="24"/>
-          <w:szCs w:val="24"/>
-        </w:rPr>
-      </w:pPr>
-      <w:r>
-        <w:rPr>
-          <w:sz w:val="24"/>
-          <w:szCs w:val="24"/>
-        </w:rPr>
-        <w:t>Hashing is used to creating and storing</w:t>
-      </w:r>
-      <w:r>
-        <w:rPr>
-          <w:sz w:val="24"/>
-          <w:szCs w:val="24"/>
-        </w:rPr>
-        <w:t xml:space="preserve"> </w:t>
-      </w:r>
-      <w:proofErr w:type="spellStart"/>
-      <w:r>
-        <w:rPr>
-          <w:sz w:val="24"/>
-          <w:szCs w:val="24"/>
-        </w:rPr>
-        <w:t>passowrds</w:t>
-      </w:r>
-      <w:proofErr w:type="spellEnd"/>
-      <w:r>
-        <w:rPr>
-          <w:sz w:val="24"/>
-          <w:szCs w:val="24"/>
-        </w:rPr>
-        <w:t xml:space="preserve"> </w:t>
-      </w:r>
-      <w:r>
-        <w:rPr>
-          <w:sz w:val="24"/>
-          <w:szCs w:val="24"/>
-        </w:rPr>
-        <w:br/>
-        <w:t>storing passwords</w:t>
-      </w:r>
-      <w:r>
-        <w:rPr>
-          <w:sz w:val="24"/>
-          <w:szCs w:val="24"/>
-        </w:rPr>
-        <w:t>, validating passwords</w:t>
-      </w:r>
-    </w:p>
-    <w:p>
-      <w:pPr>
-        <w:ind w:left="720"/>
-        <w:rPr>
-          <w:sz w:val="24"/>
-          <w:szCs w:val="24"/>
-        </w:rPr>
-      </w:pPr>
-      <w:r>
-        <w:rPr>
-          <w:sz w:val="24"/>
-          <w:szCs w:val="24"/>
-        </w:rPr>
-        <w:t>Cryptogr</w:t>
-      </w:r>
-      <w:r>
-        <w:rPr>
-          <w:sz w:val="24"/>
-          <w:szCs w:val="24"/>
-        </w:rPr>
-        <w:t xml:space="preserve">aphic </w:t>
-      </w:r>
-      <w:r>
-        <w:rPr>
-          <w:sz w:val="24"/>
-          <w:szCs w:val="24"/>
-        </w:rPr>
-        <w:t>systems</w:t>
-      </w:r>
-      <w:r>
-        <w:rPr>
-          <w:sz w:val="24"/>
-          <w:szCs w:val="24"/>
-        </w:rPr>
-        <w:t xml:space="preserve"> are used to validate passwords. To validate passwords</w:t>
-      </w:r>
-      <w:r>
-        <w:rPr>
-          <w:sz w:val="24"/>
-          <w:szCs w:val="24"/>
-        </w:rPr>
-        <w:t xml:space="preserve"> authenticity is necessary store passwords</w:t>
-      </w:r>
-    </w:p>
-    <w:p>
-      <w:pPr>
-        <w:rPr>
-          <w:sz w:val="24"/>
-          <w:szCs w:val="24"/>
-        </w:rPr>
-      </w:pPr>
-      <w:r>
-        <w:rPr>
-          <w:sz w:val="24"/>
-          <w:szCs w:val="24"/>
-        </w:rPr>
-        <w:t>Secure web browsing</w:t>
-      </w:r>
-    </w:p>
-    <w:p>
-      <w:pPr>
-        <w:rPr>
-          <w:sz w:val="24"/>
-          <w:szCs w:val="24"/>
-        </w:rPr>
-      </w:pPr>
-    </w:p>
-    <w:p>
-      <w:pPr>
-        <w:rPr>
-          <w:sz w:val="24"/>
-          <w:szCs w:val="24"/>
-        </w:rPr>
-      </w:pPr>
-    </w:p>
-    <w:p>
-      <w:pPr>
-        <w:rPr>
-          <w:sz w:val="24"/>
-          <w:szCs w:val="24"/>
-        </w:rPr>
-      </w:pPr>
-    </w:p>
-    <w:p>
-      <w:pPr>
-        <w:rPr>
-          <w:sz w:val="24"/>
-          <w:szCs w:val="24"/>
-        </w:rPr>
-      </w:pPr>
-      <w:r>
-        <w:rPr>
-          <w:sz w:val="24"/>
-          <w:szCs w:val="24"/>
-        </w:rPr>
-        <w:t>Company communication:</w:t>
-      </w:r>
-    </w:p>
-    <w:p>
-      <w:pPr>
-        <w:rPr>
-          <w:sz w:val="24"/>
-          <w:szCs w:val="24"/>
-        </w:rPr>
-      </w:pPr>
-      <w:r>
-        <w:rPr>
-          <w:sz w:val="24"/>
-          <w:szCs w:val="24"/>
-        </w:rPr>
-        <w:t xml:space="preserve">Secure </w:t>
-      </w:r>
-      <w:r>
-        <w:rPr>
-          <w:sz w:val="24"/>
-          <w:szCs w:val="24"/>
-        </w:rPr>
-        <w:t>communication</w:t>
       </w:r>
     </w:p>
     <w:p>
@@ -612,6 +1581,103 @@
     </w:sectPr>
   </w:body>
 </w:document>
+</file>
+
+<file path=word/numbering.xml><?xml version="1.0" encoding="utf-8"?>
+<w:numbering xmlns:wpc="http://schemas.microsoft.com/office/word/2010/wordprocessingCanvas" xmlns:cx="http://schemas.microsoft.com/office/drawing/2014/chartex" xmlns:cx1="http://schemas.microsoft.com/office/drawing/2015/9/8/chartex" xmlns:cx2="http://schemas.microsoft.com/office/drawing/2015/10/21/chartex" xmlns:cx3="http://schemas.microsoft.com/office/drawing/2016/5/9/chartex" xmlns:cx4="http://schemas.microsoft.com/office/drawing/2016/5/10/chartex" xmlns:cx5="http://schemas.microsoft.com/office/drawing/2016/5/11/chartex" xmlns:cx6="http://schemas.microsoft.com/office/drawing/2016/5/12/chartex" xmlns:cx7="http://schemas.microsoft.com/office/drawing/2016/5/13/chartex" xmlns:cx8="http://schemas.microsoft.com/office/drawing/2016/5/14/chartex" xmlns:mc="http://schemas.openxmlformats.org/markup-compatibility/2006" xmlns:aink="http://schemas.microsoft.com/office/drawing/2016/ink" xmlns:am3d="http://schemas.microsoft.com/office/drawing/2017/model3d" xmlns:o="urn:schemas-microsoft-com:office:office" xmlns:oel="http://schemas.microsoft.com/office/2019/extlst" xmlns:r="http://schemas.openxmlformats.org/officeDocument/2006/relationships" xmlns:m="http://schemas.openxmlformats.org/officeDocument/2006/math" xmlns:v="urn:schemas-microsoft-com:vml" xmlns:wp14="http://schemas.microsoft.com/office/word/2010/wordprocessingDrawing" xmlns:wp="http://schemas.openxmlformats.org/drawingml/2006/wordprocessingDrawing" xmlns:w10="urn:schemas-microsoft-com:office:word" xmlns:w="http://schemas.openxmlformats.org/wordprocessingml/2006/main" xmlns:w14="http://schemas.microsoft.com/office/word/2010/wordml" xmlns:w15="http://schemas.microsoft.com/office/word/2012/wordml" xmlns:w16cex="http://schemas.microsoft.com/office/word/2018/wordml/cex" xmlns:w16cid="http://schemas.microsoft.com/office/word/2016/wordml/cid" xmlns:w16="http://schemas.microsoft.com/office/word/2018/wordml" xmlns:w16du="http://schemas.microsoft.com/office/word/2023/wordml/word16du" xmlns:w16sdtdh="http://schemas.microsoft.com/office/word/2020/wordml/sdtdatahash" xmlns:w16sdtfl="http://schemas.microsoft.com/office/word/2024/wordml/sdtformatlock" xmlns:w16se="http://schemas.microsoft.com/office/word/2015/wordml/symex" xmlns:wpg="http://schemas.microsoft.com/office/word/2010/wordprocessingGroup" xmlns:wpi="http://schemas.microsoft.com/office/word/2010/wordprocessingInk" xmlns:wne="http://schemas.microsoft.com/office/word/2006/wordml" xmlns:wps="http://schemas.microsoft.com/office/word/2010/wordprocessingShape" mc:Ignorable="w14 w15 w16se w16cid w16 w16cex w16sdtdh w16sdtfl w16du wp14">
+  <w:abstractNum w:abstractNumId="0" w15:restartNumberingAfterBreak="0">
+    <w:nsid w:val="5AF40BAC"/>
+    <w:multiLevelType w:val="hybridMultilevel"/>
+    <w:tmpl w:val="E7C6440A"/>
+    <w:lvl w:ilvl="0" w:tplc="C368FE38">
+      <w:start w:val="1"/>
+      <w:numFmt w:val="decimal"/>
+      <w:lvlText w:val="[%1]"/>
+      <w:lvlJc w:val="left"/>
+      <w:pPr>
+        <w:ind w:left="720" w:hanging="360"/>
+      </w:pPr>
+      <w:rPr>
+        <w:rFonts w:hint="default"/>
+      </w:rPr>
+    </w:lvl>
+    <w:lvl w:ilvl="1" w:tplc="08090019" w:tentative="1">
+      <w:start w:val="1"/>
+      <w:numFmt w:val="lowerLetter"/>
+      <w:lvlText w:val="%2."/>
+      <w:lvlJc w:val="left"/>
+      <w:pPr>
+        <w:ind w:left="1440" w:hanging="360"/>
+      </w:pPr>
+    </w:lvl>
+    <w:lvl w:ilvl="2" w:tplc="0809001B" w:tentative="1">
+      <w:start w:val="1"/>
+      <w:numFmt w:val="lowerRoman"/>
+      <w:lvlText w:val="%3."/>
+      <w:lvlJc w:val="right"/>
+      <w:pPr>
+        <w:ind w:left="2160" w:hanging="180"/>
+      </w:pPr>
+    </w:lvl>
+    <w:lvl w:ilvl="3" w:tplc="0809000F" w:tentative="1">
+      <w:start w:val="1"/>
+      <w:numFmt w:val="decimal"/>
+      <w:lvlText w:val="%4."/>
+      <w:lvlJc w:val="left"/>
+      <w:pPr>
+        <w:ind w:left="2880" w:hanging="360"/>
+      </w:pPr>
+    </w:lvl>
+    <w:lvl w:ilvl="4" w:tplc="08090019" w:tentative="1">
+      <w:start w:val="1"/>
+      <w:numFmt w:val="lowerLetter"/>
+      <w:lvlText w:val="%5."/>
+      <w:lvlJc w:val="left"/>
+      <w:pPr>
+        <w:ind w:left="3600" w:hanging="360"/>
+      </w:pPr>
+    </w:lvl>
+    <w:lvl w:ilvl="5" w:tplc="0809001B" w:tentative="1">
+      <w:start w:val="1"/>
+      <w:numFmt w:val="lowerRoman"/>
+      <w:lvlText w:val="%6."/>
+      <w:lvlJc w:val="right"/>
+      <w:pPr>
+        <w:ind w:left="4320" w:hanging="180"/>
+      </w:pPr>
+    </w:lvl>
+    <w:lvl w:ilvl="6" w:tplc="0809000F" w:tentative="1">
+      <w:start w:val="1"/>
+      <w:numFmt w:val="decimal"/>
+      <w:lvlText w:val="%7."/>
+      <w:lvlJc w:val="left"/>
+      <w:pPr>
+        <w:ind w:left="5040" w:hanging="360"/>
+      </w:pPr>
+    </w:lvl>
+    <w:lvl w:ilvl="7" w:tplc="08090019" w:tentative="1">
+      <w:start w:val="1"/>
+      <w:numFmt w:val="lowerLetter"/>
+      <w:lvlText w:val="%8."/>
+      <w:lvlJc w:val="left"/>
+      <w:pPr>
+        <w:ind w:left="5760" w:hanging="360"/>
+      </w:pPr>
+    </w:lvl>
+    <w:lvl w:ilvl="8" w:tplc="0809001B" w:tentative="1">
+      <w:start w:val="1"/>
+      <w:numFmt w:val="lowerRoman"/>
+      <w:lvlText w:val="%9."/>
+      <w:lvlJc w:val="right"/>
+      <w:pPr>
+        <w:ind w:left="6480" w:hanging="180"/>
+      </w:pPr>
+    </w:lvl>
+  </w:abstractNum>
+  <w:num w:numId="1" w16cid:durableId="756898670">
+    <w:abstractNumId w:val="0"/>
+  </w:num>
+</w:numbering>
 </file>
 
 <file path=word/styles.xml><?xml version="1.0" encoding="utf-8"?>
@@ -1528,6 +2594,29 @@
       <w:spacing w:val="5"/>
     </w:rPr>
   </w:style>
+  <w:style w:type="character" w:styleId="Hipercze">
+    <w:name w:val="Hyperlink"/>
+    <w:basedOn w:val="Domylnaczcionkaakapitu"/>
+    <w:uiPriority w:val="99"/>
+    <w:unhideWhenUsed/>
+    <w:rsid w:val="00FF2A9E"/>
+    <w:rPr>
+      <w:color w:val="467886" w:themeColor="hyperlink"/>
+      <w:u w:val="single"/>
+    </w:rPr>
+  </w:style>
+  <w:style w:type="character" w:styleId="Nierozpoznanawzmianka">
+    <w:name w:val="Unresolved Mention"/>
+    <w:basedOn w:val="Domylnaczcionkaakapitu"/>
+    <w:uiPriority w:val="99"/>
+    <w:semiHidden/>
+    <w:unhideWhenUsed/>
+    <w:rsid w:val="00FF2A9E"/>
+    <w:rPr>
+      <w:color w:val="605E5C"/>
+      <w:shd w:val="clear" w:color="auto" w:fill="E1DFDD"/>
+    </w:rPr>
+  </w:style>
 </w:styles>
 </file>
 
